--- a/url of portfolio.docx
+++ b/url of portfolio.docx
@@ -21,6 +21,99 @@
       </w:hyperlink>
     </w:p>
     <w:p>
+      <w:pPr>
+        <w:rPr>
+          <w:rStyle w:val="muitypography-root"/>
+          <w:rFonts w:ascii="ArtifaktLegend" w:hAnsi="ArtifaktLegend" w:cs="Arial"/>
+          <w:b/>
+          <w:bCs/>
+          <w:color w:val="000000"/>
+          <w:sz w:val="27"/>
+          <w:szCs w:val="27"/>
+          <w:u w:val="single"/>
+          <w:shd w:val="clear" w:color="auto" w:fill="FFFFFF"/>
+        </w:rPr>
+      </w:pPr>
+      <w:r>
+        <w:t>backup code of auto desk-</w:t>
+      </w:r>
+      <w:hyperlink r:id="rId5" w:tgtFrame="_blank" w:history="1">
+        <w:r>
+          <w:rPr>
+            <w:rStyle w:val="muitypography-root"/>
+            <w:rFonts w:ascii="ArtifaktLegend" w:hAnsi="ArtifaktLegend" w:cs="Arial"/>
+            <w:b/>
+            <w:bCs/>
+            <w:color w:val="000000"/>
+            <w:sz w:val="27"/>
+            <w:szCs w:val="27"/>
+            <w:u w:val="single"/>
+            <w:shd w:val="clear" w:color="auto" w:fill="FFFFFF"/>
+          </w:rPr>
+          <w:t>VUC4-ANOM</w:t>
+        </w:r>
+      </w:hyperlink>
+    </w:p>
+    <w:p>
+      <w:pPr>
+        <w:rPr>
+          <w:rStyle w:val="muitypography-root"/>
+          <w:rFonts w:ascii="ArtifaktLegend" w:hAnsi="ArtifaktLegend" w:cs="Arial"/>
+          <w:b/>
+          <w:bCs/>
+          <w:color w:val="000000"/>
+          <w:sz w:val="27"/>
+          <w:szCs w:val="27"/>
+          <w:u w:val="single"/>
+          <w:shd w:val="clear" w:color="auto" w:fill="FFFFFF"/>
+        </w:rPr>
+      </w:pPr>
+      <w:proofErr w:type="spellStart"/>
+      <w:r>
+        <w:rPr>
+          <w:rStyle w:val="muitypography-root"/>
+          <w:rFonts w:ascii="ArtifaktLegend" w:hAnsi="ArtifaktLegend" w:cs="Arial"/>
+          <w:b/>
+          <w:bCs/>
+          <w:color w:val="000000"/>
+          <w:sz w:val="27"/>
+          <w:szCs w:val="27"/>
+          <w:u w:val="single"/>
+          <w:shd w:val="clear" w:color="auto" w:fill="FFFFFF"/>
+        </w:rPr>
+        <w:t>autodesk</w:t>
+      </w:r>
+      <w:proofErr w:type="spellEnd"/>
+      <w:r>
+        <w:rPr>
+          <w:rStyle w:val="muitypography-root"/>
+          <w:rFonts w:ascii="ArtifaktLegend" w:hAnsi="ArtifaktLegend" w:cs="Arial"/>
+          <w:b/>
+          <w:bCs/>
+          <w:color w:val="000000"/>
+          <w:sz w:val="27"/>
+          <w:szCs w:val="27"/>
+          <w:u w:val="single"/>
+          <w:shd w:val="clear" w:color="auto" w:fill="FFFFFF"/>
+        </w:rPr>
+        <w:t>- lions club</w:t>
+      </w:r>
+    </w:p>
+    <w:p>
+      <w:r>
+        <w:rPr>
+          <w:rStyle w:val="muitypography-root"/>
+          <w:rFonts w:ascii="ArtifaktLegend" w:hAnsi="ArtifaktLegend" w:cs="Arial"/>
+          <w:b/>
+          <w:bCs/>
+          <w:color w:val="000000"/>
+          <w:sz w:val="27"/>
+          <w:szCs w:val="27"/>
+          <w:u w:val="single"/>
+          <w:shd w:val="clear" w:color="auto" w:fill="FFFFFF"/>
+        </w:rPr>
+        <w:t>Nandini Dhonde -5475</w:t>
+      </w:r>
       <w:bookmarkStart w:id="0" w:name="_GoBack"/>
       <w:bookmarkEnd w:id="0"/>
     </w:p>
@@ -467,6 +560,11 @@
       <w:u w:val="single"/>
     </w:rPr>
   </w:style>
+  <w:style w:type="character" w:customStyle="1" w:styleId="muitypography-root">
+    <w:name w:val="muitypography-root"/>
+    <w:basedOn w:val="DefaultParagraphFont"/>
+    <w:rsid w:val="00486441"/>
+  </w:style>
 </w:styles>
 </file>
 
